--- a/src/main/resources/templates/BaoCaoThucTrangTaiChinh.docx
+++ b/src/main/resources/templates/BaoCaoThucTrangTaiChinh.docx
@@ -11,8 +11,6 @@
           <w:sz w:val="28"/>
         </w:rPr>
       </w:pPr>
-      <w:bookmarkStart w:id="0" w:name="_GoBack"/>
-      <w:bookmarkEnd w:id="0"/>
       <w:r>
         <w:rPr>
           <w:rFonts w:ascii="Times New Roman" w:hAnsi="Times New Roman"/>
@@ -203,34 +201,15 @@
     </w:p>
     <w:p>
       <w:pPr>
-        <w:pStyle w:val="ListParagraph"/>
-        <w:numPr>
-          <w:ilvl w:val="0"/>
-          <w:numId w:val="2"/>
-        </w:numPr>
-        <w:rPr>
-          <w:rFonts w:ascii="Times New Roman" w:hAnsi="Times New Roman"/>
-          <w:b/>
-          <w:sz w:val="28"/>
-        </w:rPr>
-      </w:pPr>
-      <w:r>
-        <w:rPr>
-          <w:rFonts w:ascii="Times New Roman" w:hAnsi="Times New Roman"/>
-          <w:sz w:val="28"/>
-        </w:rPr>
-        <w:t>Địa chỉ hiện tại: {{ttkh}}</w:t>
-      </w:r>
-    </w:p>
-    <w:p>
-      <w:pPr>
-        <w:ind w:left="360"/>
-        <w:rPr>
-          <w:rFonts w:ascii="Times New Roman" w:hAnsi="Times New Roman"/>
-          <w:b/>
-          <w:sz w:val="28"/>
-        </w:rPr>
-      </w:pPr>
+        <w:ind w:left="360"/>
+        <w:rPr>
+          <w:rFonts w:ascii="Times New Roman" w:hAnsi="Times New Roman"/>
+          <w:b/>
+          <w:sz w:val="28"/>
+        </w:rPr>
+      </w:pPr>
+      <w:bookmarkStart w:id="0" w:name="_GoBack"/>
+      <w:bookmarkEnd w:id="0"/>
       <w:r>
         <w:rPr>
           <w:rFonts w:ascii="Times New Roman" w:hAnsi="Times New Roman"/>
@@ -738,23 +717,23 @@
           <w:rFonts w:ascii="Times New Roman" w:hAnsi="Times New Roman"/>
           <w:sz w:val="28"/>
         </w:rPr>
+        <w:t>{{ndnb}}, số phát hành:    {{seri}}  vào sổ cấp số:  {{vsmt}}</w:t>
+      </w:r>
+    </w:p>
+    <w:p>
+      <w:pPr>
+        <w:ind w:left="360"/>
+        <w:rPr>
+          <w:rFonts w:ascii="Times New Roman" w:hAnsi="Times New Roman"/>
+          <w:sz w:val="28"/>
+        </w:rPr>
+      </w:pPr>
+      <w:r>
+        <w:rPr>
+          <w:rFonts w:ascii="Times New Roman" w:hAnsi="Times New Roman"/>
+          <w:sz w:val="28"/>
+        </w:rPr>
         <w:lastRenderedPageBreak/>
-        <w:t>{{ndnb}}, số phát hành:    {{seri}}  vào sổ cấp số:  {{vsmt}}</w:t>
-      </w:r>
-    </w:p>
-    <w:p>
-      <w:pPr>
-        <w:ind w:left="360"/>
-        <w:rPr>
-          <w:rFonts w:ascii="Times New Roman" w:hAnsi="Times New Roman"/>
-          <w:sz w:val="28"/>
-        </w:rPr>
-      </w:pPr>
-      <w:r>
-        <w:rPr>
-          <w:rFonts w:ascii="Times New Roman" w:hAnsi="Times New Roman"/>
-          <w:sz w:val="28"/>
-        </w:rPr>
         <w:t>Ngày cấp: {{ngc}}  Nơi cấp: {{nc}}</w:t>
       </w:r>
     </w:p>

--- a/src/main/resources/templates/BaoCaoThucTrangTaiChinh.docx
+++ b/src/main/resources/templates/BaoCaoThucTrangTaiChinh.docx
@@ -154,7 +154,16 @@
           <w:rFonts w:ascii="Times New Roman" w:hAnsi="Times New Roman"/>
           <w:sz w:val="28"/>
         </w:rPr>
-        <w:t>Sinh năm: {{nskh}}</w:t>
+        <w:t>Sinh ngày</w:t>
+      </w:r>
+      <w:bookmarkStart w:id="0" w:name="_GoBack"/>
+      <w:bookmarkEnd w:id="0"/>
+      <w:r>
+        <w:rPr>
+          <w:rFonts w:ascii="Times New Roman" w:hAnsi="Times New Roman"/>
+          <w:sz w:val="28"/>
+        </w:rPr>
+        <w:t>: {{nskh}}</w:t>
       </w:r>
     </w:p>
     <w:p>
@@ -175,7 +184,7 @@
           <w:rFonts w:ascii="Times New Roman" w:hAnsi="Times New Roman"/>
           <w:sz w:val="28"/>
         </w:rPr>
-        <w:t>CC/CCCD Số: {{cccdkh}};  Ngày cấp: {{nckh}};  Nơi cấp: {{nccccdkh}}</w:t>
+        <w:t xml:space="preserve">CC/CCCD Số: {{cccdkh}};  Ngày cấp: {{nckh}};  </w:t>
       </w:r>
     </w:p>
     <w:p>
@@ -196,6 +205,27 @@
           <w:rFonts w:ascii="Times New Roman" w:hAnsi="Times New Roman"/>
           <w:sz w:val="28"/>
         </w:rPr>
+        <w:t>Nơi cấp: {{nccccdkh}}</w:t>
+      </w:r>
+    </w:p>
+    <w:p>
+      <w:pPr>
+        <w:pStyle w:val="ListParagraph"/>
+        <w:numPr>
+          <w:ilvl w:val="0"/>
+          <w:numId w:val="2"/>
+        </w:numPr>
+        <w:rPr>
+          <w:rFonts w:ascii="Times New Roman" w:hAnsi="Times New Roman"/>
+          <w:b/>
+          <w:sz w:val="28"/>
+        </w:rPr>
+      </w:pPr>
+      <w:r>
+        <w:rPr>
+          <w:rFonts w:ascii="Times New Roman" w:hAnsi="Times New Roman"/>
+          <w:sz w:val="28"/>
+        </w:rPr>
         <w:t>Địa chỉ thường trú: {{ttkh}}</w:t>
       </w:r>
     </w:p>
@@ -208,8 +238,6 @@
           <w:sz w:val="28"/>
         </w:rPr>
       </w:pPr>
-      <w:bookmarkStart w:id="0" w:name="_GoBack"/>
-      <w:bookmarkEnd w:id="0"/>
       <w:r>
         <w:rPr>
           <w:rFonts w:ascii="Times New Roman" w:hAnsi="Times New Roman"/>
@@ -717,6 +745,7 @@
           <w:rFonts w:ascii="Times New Roman" w:hAnsi="Times New Roman"/>
           <w:sz w:val="28"/>
         </w:rPr>
+        <w:lastRenderedPageBreak/>
         <w:t>{{ndnb}}, số phát hành:    {{seri}}  vào sổ cấp số:  {{vsmt}}</w:t>
       </w:r>
     </w:p>
@@ -733,7 +762,6 @@
           <w:rFonts w:ascii="Times New Roman" w:hAnsi="Times New Roman"/>
           <w:sz w:val="28"/>
         </w:rPr>
-        <w:lastRenderedPageBreak/>
         <w:t>Ngày cấp: {{ngc}}  Nơi cấp: {{nc}}</w:t>
       </w:r>
     </w:p>

--- a/src/main/resources/templates/BaoCaoThucTrangTaiChinh.docx
+++ b/src/main/resources/templates/BaoCaoThucTrangTaiChinh.docx
@@ -156,8 +156,6 @@
         </w:rPr>
         <w:t>Sinh ngày</w:t>
       </w:r>
-      <w:bookmarkStart w:id="0" w:name="_GoBack"/>
-      <w:bookmarkEnd w:id="0"/>
       <w:r>
         <w:rPr>
           <w:rFonts w:ascii="Times New Roman" w:hAnsi="Times New Roman"/>
@@ -263,6 +261,14 @@
           <w:sz w:val="28"/>
         </w:rPr>
         <w:t>1/ Nợ</w:t>
+      </w:r>
+      <w:r>
+        <w:rPr>
+          <w:rFonts w:ascii="Times New Roman" w:hAnsi="Times New Roman"/>
+          <w:b/>
+          <w:sz w:val="28"/>
+        </w:rPr>
+        <w:t xml:space="preserve"> phải trả:</w:t>
       </w:r>
     </w:p>
     <w:p>
@@ -486,6 +492,13 @@
                 <w:sz w:val="28"/>
               </w:rPr>
             </w:pPr>
+            <w:r>
+              <w:rPr>
+                <w:rFonts w:ascii="Times New Roman" w:hAnsi="Times New Roman"/>
+                <w:sz w:val="28"/>
+              </w:rPr>
+              <w:t>Quỹ tín dụng ND Thái Học</w:t>
+            </w:r>
           </w:p>
         </w:tc>
         <w:tc>
@@ -540,6 +553,67 @@
                 <w:sz w:val="28"/>
               </w:rPr>
             </w:pPr>
+            <w:r>
+              <w:rPr>
+                <w:rFonts w:ascii="Times New Roman" w:hAnsi="Times New Roman"/>
+                <w:sz w:val="28"/>
+              </w:rPr>
+              <w:t>Các tổ chức tín dụng khác</w:t>
+            </w:r>
+          </w:p>
+        </w:tc>
+        <w:tc>
+          <w:tcPr>
+            <w:tcW w:w="3490" w:type="dxa"/>
+          </w:tcPr>
+          <w:p>
+            <w:pPr>
+              <w:jc w:val="center"/>
+              <w:rPr>
+                <w:rFonts w:ascii="Times New Roman" w:hAnsi="Times New Roman"/>
+                <w:sz w:val="28"/>
+              </w:rPr>
+            </w:pPr>
+          </w:p>
+        </w:tc>
+      </w:tr>
+      <w:tr>
+        <w:trPr>
+          <w:trHeight w:val="247"/>
+        </w:trPr>
+        <w:tc>
+          <w:tcPr>
+            <w:tcW w:w="1468" w:type="dxa"/>
+          </w:tcPr>
+          <w:p>
+            <w:pPr>
+              <w:jc w:val="center"/>
+              <w:rPr>
+                <w:rFonts w:ascii="Times New Roman" w:hAnsi="Times New Roman"/>
+                <w:sz w:val="28"/>
+              </w:rPr>
+            </w:pPr>
+            <w:r>
+              <w:rPr>
+                <w:rFonts w:ascii="Times New Roman" w:hAnsi="Times New Roman"/>
+                <w:sz w:val="28"/>
+              </w:rPr>
+              <w:t>3</w:t>
+            </w:r>
+          </w:p>
+        </w:tc>
+        <w:tc>
+          <w:tcPr>
+            <w:tcW w:w="4654" w:type="dxa"/>
+          </w:tcPr>
+          <w:p>
+            <w:pPr>
+              <w:jc w:val="center"/>
+              <w:rPr>
+                <w:rFonts w:ascii="Times New Roman" w:hAnsi="Times New Roman"/>
+                <w:sz w:val="28"/>
+              </w:rPr>
+            </w:pPr>
           </w:p>
         </w:tc>
         <w:tc>
@@ -593,6 +667,8 @@
         </w:rPr>
         <w:t>2.1/ Thu nhập từ phương án kinh doanh:</w:t>
       </w:r>
+      <w:bookmarkStart w:id="0" w:name="_GoBack"/>
+      <w:bookmarkEnd w:id="0"/>
     </w:p>
     <w:p>
       <w:pPr>

--- a/src/main/resources/templates/BaoCaoThucTrangTaiChinh.docx
+++ b/src/main/resources/templates/BaoCaoThucTrangTaiChinh.docx
@@ -29,6 +29,7 @@
           <w:sz w:val="28"/>
         </w:rPr>
       </w:pPr>
+      <w:bookmarkStart w:id="0" w:name="_GoBack"/>
       <w:r>
         <w:rPr>
           <w:rFonts w:ascii="Times New Roman" w:hAnsi="Times New Roman"/>
@@ -41,9 +42,10 @@
             <v:path arrowok="t" fillok="f" o:connecttype="none"/>
             <o:lock v:ext="edit" shapetype="t"/>
           </v:shapetype>
-          <v:shape id="_x0000_s1026" type="#_x0000_t32" style="position:absolute;left:0;text-align:left;margin-left:146.55pt;margin-top:18.7pt;width:175.25pt;height:0;z-index:251658240" o:connectortype="straight"/>
+          <v:shape id="_x0000_s1026" type="#_x0000_t32" style="position:absolute;left:0;text-align:left;margin-left:163.3pt;margin-top:19.35pt;width:175.25pt;height:0;z-index:251658240" o:connectortype="straight"/>
         </w:pict>
       </w:r>
+      <w:bookmarkEnd w:id="0"/>
       <w:r>
         <w:rPr>
           <w:rFonts w:ascii="Times New Roman" w:hAnsi="Times New Roman"/>
@@ -667,8 +669,6 @@
         </w:rPr>
         <w:t>2.1/ Thu nhập từ phương án kinh doanh:</w:t>
       </w:r>
-      <w:bookmarkStart w:id="0" w:name="_GoBack"/>
-      <w:bookmarkEnd w:id="0"/>
     </w:p>
     <w:p>
       <w:pPr>

--- a/src/main/resources/templates/BaoCaoThucTrangTaiChinh.docx
+++ b/src/main/resources/templates/BaoCaoThucTrangTaiChinh.docx
@@ -4,6 +4,7 @@
   <w:body>
     <w:p>
       <w:pPr>
+        <w:spacing w:after="0" w:line="288" w:lineRule="auto"/>
         <w:jc w:val="center"/>
         <w:rPr>
           <w:rFonts w:ascii="Times New Roman" w:hAnsi="Times New Roman"/>
@@ -22,6 +23,7 @@
     </w:p>
     <w:p>
       <w:pPr>
+        <w:spacing w:after="0" w:line="288" w:lineRule="auto"/>
         <w:jc w:val="center"/>
         <w:rPr>
           <w:rFonts w:ascii="Times New Roman" w:hAnsi="Times New Roman"/>
@@ -29,7 +31,6 @@
           <w:sz w:val="28"/>
         </w:rPr>
       </w:pPr>
-      <w:bookmarkStart w:id="0" w:name="_GoBack"/>
       <w:r>
         <w:rPr>
           <w:rFonts w:ascii="Times New Roman" w:hAnsi="Times New Roman"/>
@@ -45,7 +46,6 @@
           <v:shape id="_x0000_s1026" type="#_x0000_t32" style="position:absolute;left:0;text-align:left;margin-left:163.3pt;margin-top:19.35pt;width:175.25pt;height:0;z-index:251658240" o:connectortype="straight"/>
         </w:pict>
       </w:r>
-      <w:bookmarkEnd w:id="0"/>
       <w:r>
         <w:rPr>
           <w:rFonts w:ascii="Times New Roman" w:hAnsi="Times New Roman"/>
@@ -57,6 +57,7 @@
     </w:p>
     <w:p>
       <w:pPr>
+        <w:spacing w:after="0" w:line="288" w:lineRule="auto"/>
         <w:ind w:left="3600" w:firstLine="720"/>
         <w:jc w:val="center"/>
         <w:rPr>
@@ -74,6 +75,7 @@
     </w:p>
     <w:p>
       <w:pPr>
+        <w:spacing w:after="0" w:line="288" w:lineRule="auto"/>
         <w:jc w:val="center"/>
         <w:rPr>
           <w:rFonts w:ascii="Times New Roman" w:hAnsi="Times New Roman"/>
@@ -97,6 +99,7 @@
           <w:ilvl w:val="0"/>
           <w:numId w:val="2"/>
         </w:numPr>
+        <w:spacing w:after="0" w:line="288" w:lineRule="auto"/>
         <w:rPr>
           <w:rFonts w:ascii="Times New Roman" w:hAnsi="Times New Roman"/>
           <w:sz w:val="28"/>
@@ -117,6 +120,7 @@
           <w:ilvl w:val="0"/>
           <w:numId w:val="2"/>
         </w:numPr>
+        <w:spacing w:after="0" w:line="288" w:lineRule="auto"/>
         <w:rPr>
           <w:rFonts w:ascii="Times New Roman" w:hAnsi="Times New Roman"/>
           <w:sz w:val="28"/>
@@ -173,6 +177,7 @@
           <w:ilvl w:val="0"/>
           <w:numId w:val="2"/>
         </w:numPr>
+        <w:spacing w:after="0" w:line="288" w:lineRule="auto"/>
         <w:rPr>
           <w:rFonts w:ascii="Times New Roman" w:hAnsi="Times New Roman"/>
           <w:b/>
@@ -194,6 +199,7 @@
           <w:ilvl w:val="0"/>
           <w:numId w:val="2"/>
         </w:numPr>
+        <w:spacing w:after="0" w:line="288" w:lineRule="auto"/>
         <w:rPr>
           <w:rFonts w:ascii="Times New Roman" w:hAnsi="Times New Roman"/>
           <w:b/>
@@ -215,6 +221,7 @@
           <w:ilvl w:val="0"/>
           <w:numId w:val="2"/>
         </w:numPr>
+        <w:spacing w:after="0" w:line="288" w:lineRule="auto"/>
         <w:rPr>
           <w:rFonts w:ascii="Times New Roman" w:hAnsi="Times New Roman"/>
           <w:b/>
@@ -231,6 +238,7 @@
     </w:p>
     <w:p>
       <w:pPr>
+        <w:spacing w:after="0" w:line="288" w:lineRule="auto"/>
         <w:ind w:left="360"/>
         <w:rPr>
           <w:rFonts w:ascii="Times New Roman" w:hAnsi="Times New Roman"/>
@@ -249,6 +257,7 @@
     </w:p>
     <w:p>
       <w:pPr>
+        <w:spacing w:after="0" w:line="288" w:lineRule="auto"/>
         <w:ind w:left="360"/>
         <w:rPr>
           <w:rFonts w:ascii="Times New Roman" w:hAnsi="Times New Roman"/>
@@ -275,6 +284,7 @@
     </w:p>
     <w:p>
       <w:pPr>
+        <w:spacing w:after="0" w:line="288" w:lineRule="auto"/>
         <w:ind w:left="360"/>
         <w:rPr>
           <w:rFonts w:ascii="Times New Roman" w:hAnsi="Times New Roman"/>
@@ -291,6 +301,7 @@
     </w:p>
     <w:p>
       <w:pPr>
+        <w:spacing w:after="0" w:line="288" w:lineRule="auto"/>
         <w:ind w:left="360"/>
         <w:rPr>
           <w:rFonts w:ascii="Times New Roman" w:hAnsi="Times New Roman"/>
@@ -399,6 +410,7 @@
           </w:tcPr>
           <w:p>
             <w:pPr>
+              <w:spacing w:line="288" w:lineRule="auto"/>
               <w:jc w:val="center"/>
               <w:rPr>
                 <w:rFonts w:ascii="Times New Roman" w:hAnsi="Times New Roman"/>
@@ -420,6 +432,7 @@
           </w:tcPr>
           <w:p>
             <w:pPr>
+              <w:spacing w:line="288" w:lineRule="auto"/>
               <w:jc w:val="center"/>
               <w:rPr>
                 <w:rFonts w:ascii="Times New Roman" w:hAnsi="Times New Roman"/>
@@ -441,6 +454,7 @@
           </w:tcPr>
           <w:p>
             <w:pPr>
+              <w:spacing w:line="288" w:lineRule="auto"/>
               <w:jc w:val="center"/>
               <w:rPr>
                 <w:rFonts w:ascii="Times New Roman" w:hAnsi="Times New Roman"/>
@@ -467,6 +481,7 @@
           </w:tcPr>
           <w:p>
             <w:pPr>
+              <w:spacing w:line="288" w:lineRule="auto"/>
               <w:jc w:val="center"/>
               <w:rPr>
                 <w:rFonts w:ascii="Times New Roman" w:hAnsi="Times New Roman"/>
@@ -488,6 +503,7 @@
           </w:tcPr>
           <w:p>
             <w:pPr>
+              <w:spacing w:line="288" w:lineRule="auto"/>
               <w:jc w:val="center"/>
               <w:rPr>
                 <w:rFonts w:ascii="Times New Roman" w:hAnsi="Times New Roman"/>
@@ -509,6 +525,7 @@
           </w:tcPr>
           <w:p>
             <w:pPr>
+              <w:spacing w:line="288" w:lineRule="auto"/>
               <w:jc w:val="center"/>
               <w:rPr>
                 <w:rFonts w:ascii="Times New Roman" w:hAnsi="Times New Roman"/>
@@ -528,6 +545,7 @@
           </w:tcPr>
           <w:p>
             <w:pPr>
+              <w:spacing w:line="288" w:lineRule="auto"/>
               <w:jc w:val="center"/>
               <w:rPr>
                 <w:rFonts w:ascii="Times New Roman" w:hAnsi="Times New Roman"/>
@@ -549,6 +567,7 @@
           </w:tcPr>
           <w:p>
             <w:pPr>
+              <w:spacing w:line="288" w:lineRule="auto"/>
               <w:jc w:val="center"/>
               <w:rPr>
                 <w:rFonts w:ascii="Times New Roman" w:hAnsi="Times New Roman"/>
@@ -570,6 +589,7 @@
           </w:tcPr>
           <w:p>
             <w:pPr>
+              <w:spacing w:line="288" w:lineRule="auto"/>
               <w:jc w:val="center"/>
               <w:rPr>
                 <w:rFonts w:ascii="Times New Roman" w:hAnsi="Times New Roman"/>
@@ -589,6 +609,7 @@
           </w:tcPr>
           <w:p>
             <w:pPr>
+              <w:spacing w:line="288" w:lineRule="auto"/>
               <w:jc w:val="center"/>
               <w:rPr>
                 <w:rFonts w:ascii="Times New Roman" w:hAnsi="Times New Roman"/>
@@ -610,6 +631,7 @@
           </w:tcPr>
           <w:p>
             <w:pPr>
+              <w:spacing w:line="288" w:lineRule="auto"/>
               <w:jc w:val="center"/>
               <w:rPr>
                 <w:rFonts w:ascii="Times New Roman" w:hAnsi="Times New Roman"/>
@@ -624,6 +646,7 @@
           </w:tcPr>
           <w:p>
             <w:pPr>
+              <w:spacing w:line="288" w:lineRule="auto"/>
               <w:jc w:val="center"/>
               <w:rPr>
                 <w:rFonts w:ascii="Times New Roman" w:hAnsi="Times New Roman"/>
@@ -636,6 +659,7 @@
     </w:tbl>
     <w:p>
       <w:pPr>
+        <w:spacing w:after="0" w:line="288" w:lineRule="auto"/>
         <w:ind w:left="360"/>
         <w:rPr>
           <w:rFonts w:ascii="Times New Roman" w:hAnsi="Times New Roman"/>
@@ -654,6 +678,7 @@
     </w:p>
     <w:p>
       <w:pPr>
+        <w:spacing w:after="0" w:line="288" w:lineRule="auto"/>
         <w:ind w:left="360"/>
         <w:rPr>
           <w:rFonts w:ascii="Times New Roman" w:hAnsi="Times New Roman"/>
@@ -672,6 +697,7 @@
     </w:p>
     <w:p>
       <w:pPr>
+        <w:spacing w:after="0" w:line="288" w:lineRule="auto"/>
         <w:ind w:left="360"/>
         <w:rPr>
           <w:rFonts w:ascii="Times New Roman" w:hAnsi="Times New Roman"/>
@@ -702,6 +728,7 @@
     </w:p>
     <w:p>
       <w:pPr>
+        <w:spacing w:after="0" w:line="288" w:lineRule="auto"/>
         <w:ind w:left="360"/>
         <w:rPr>
           <w:rFonts w:ascii="Times New Roman" w:hAnsi="Times New Roman"/>
@@ -718,6 +745,7 @@
     </w:p>
     <w:p>
       <w:pPr>
+        <w:spacing w:after="0" w:line="288" w:lineRule="auto"/>
         <w:ind w:left="360"/>
         <w:rPr>
           <w:rFonts w:ascii="Times New Roman" w:hAnsi="Times New Roman"/>
@@ -742,6 +770,7 @@
     </w:p>
     <w:p>
       <w:pPr>
+        <w:spacing w:after="0" w:line="288" w:lineRule="auto"/>
         <w:ind w:left="360"/>
         <w:rPr>
           <w:rFonts w:ascii="Times New Roman" w:hAnsi="Times New Roman"/>
@@ -758,6 +787,7 @@
     </w:p>
     <w:p>
       <w:pPr>
+        <w:spacing w:after="0" w:line="288" w:lineRule="auto"/>
         <w:ind w:left="360"/>
         <w:rPr>
           <w:rFonts w:ascii="Times New Roman" w:hAnsi="Times New Roman"/>
@@ -774,6 +804,7 @@
     </w:p>
     <w:p>
       <w:pPr>
+        <w:spacing w:after="0" w:line="288" w:lineRule="auto"/>
         <w:ind w:left="360"/>
         <w:rPr>
           <w:rFonts w:ascii="Times New Roman" w:hAnsi="Times New Roman"/>
@@ -792,6 +823,7 @@
     </w:p>
     <w:p>
       <w:pPr>
+        <w:spacing w:after="0" w:line="288" w:lineRule="auto"/>
         <w:ind w:left="360"/>
         <w:rPr>
           <w:rFonts w:ascii="Times New Roman" w:hAnsi="Times New Roman"/>
@@ -810,6 +842,7 @@
     </w:p>
     <w:p>
       <w:pPr>
+        <w:spacing w:after="0" w:line="288" w:lineRule="auto"/>
         <w:ind w:left="360"/>
         <w:rPr>
           <w:rFonts w:ascii="Times New Roman" w:hAnsi="Times New Roman"/>
@@ -821,24 +854,86 @@
           <w:rFonts w:ascii="Times New Roman" w:hAnsi="Times New Roman"/>
           <w:sz w:val="28"/>
         </w:rPr>
-        <w:lastRenderedPageBreak/>
-        <w:t>{{ndnb}}, số phát hành:    {{seri}}  vào sổ cấp số:  {{vsmt}}</w:t>
-      </w:r>
-    </w:p>
-    <w:p>
-      <w:pPr>
+        <w:t>{{taiSanBlock}}</w:t>
+      </w:r>
+    </w:p>
+    <w:p>
+      <w:pPr>
+        <w:pStyle w:val="ListParagraph"/>
+        <w:numPr>
+          <w:ilvl w:val="0"/>
+          <w:numId w:val="3"/>
+        </w:numPr>
+        <w:spacing w:after="0" w:line="288" w:lineRule="auto"/>
+        <w:rPr>
+          <w:rFonts w:ascii="Times New Roman" w:hAnsi="Times New Roman"/>
+          <w:b/>
+          <w:sz w:val="28"/>
+        </w:rPr>
+      </w:pPr>
+      <w:r>
+        <w:rPr>
+          <w:rFonts w:ascii="Times New Roman" w:hAnsi="Times New Roman"/>
+          <w:sz w:val="28"/>
+        </w:rPr>
+        <w:t>Tổng giá trị tài sản đảm bả</w:t>
+      </w:r>
+      <w:r>
+        <w:rPr>
+          <w:rFonts w:ascii="Times New Roman" w:hAnsi="Times New Roman"/>
+          <w:sz w:val="28"/>
+        </w:rPr>
+        <w:t xml:space="preserve">o: {{tongTsbds}} </w:t>
+      </w:r>
+      <w:r>
+        <w:rPr>
+          <w:rFonts w:ascii="Times New Roman" w:hAnsi="Times New Roman"/>
+          <w:sz w:val="28"/>
+        </w:rPr>
+        <w:t>đồng</w:t>
+      </w:r>
+      <w:r>
+        <w:rPr>
+          <w:rFonts w:ascii="Times New Roman" w:hAnsi="Times New Roman"/>
+          <w:sz w:val="28"/>
+        </w:rPr>
+        <w:t xml:space="preserve"> (Bằng chữ: </w:t>
+      </w:r>
+      <w:r>
+        <w:rPr>
+          <w:rFonts w:ascii="Times New Roman" w:hAnsi="Times New Roman"/>
+          <w:i/>
+          <w:sz w:val="28"/>
+        </w:rPr>
+        <w:t>{{tongTsbdc}}</w:t>
+      </w:r>
+      <w:r>
+        <w:rPr>
+          <w:rFonts w:ascii="Times New Roman" w:hAnsi="Times New Roman"/>
+          <w:sz w:val="28"/>
+        </w:rPr>
+        <w:t>).</w:t>
+      </w:r>
+      <w:bookmarkStart w:id="0" w:name="_GoBack"/>
+      <w:bookmarkEnd w:id="0"/>
+    </w:p>
+    <w:p>
+      <w:pPr>
+        <w:spacing w:after="0" w:line="288" w:lineRule="auto"/>
         <w:ind w:left="360"/>
         <w:rPr>
           <w:rFonts w:ascii="Times New Roman" w:hAnsi="Times New Roman"/>
-          <w:sz w:val="28"/>
-        </w:rPr>
-      </w:pPr>
-      <w:r>
-        <w:rPr>
-          <w:rFonts w:ascii="Times New Roman" w:hAnsi="Times New Roman"/>
-          <w:sz w:val="28"/>
-        </w:rPr>
-        <w:t>Ngày cấp: {{ngc}}  Nơi cấp: {{nc}}</w:t>
+          <w:b/>
+          <w:sz w:val="28"/>
+        </w:rPr>
+      </w:pPr>
+      <w:r>
+        <w:rPr>
+          <w:rFonts w:ascii="Times New Roman" w:hAnsi="Times New Roman"/>
+          <w:b/>
+          <w:sz w:val="28"/>
+        </w:rPr>
+        <w:t>2/ Động sản:</w:t>
       </w:r>
     </w:p>
     <w:p>
@@ -848,24 +943,25 @@
           <w:ilvl w:val="0"/>
           <w:numId w:val="2"/>
         </w:numPr>
-        <w:rPr>
-          <w:rFonts w:ascii="Times New Roman" w:hAnsi="Times New Roman"/>
-          <w:sz w:val="28"/>
-        </w:rPr>
-      </w:pPr>
-      <w:r>
-        <w:rPr>
-          <w:rFonts w:ascii="Times New Roman" w:hAnsi="Times New Roman"/>
-          <w:sz w:val="28"/>
-        </w:rPr>
-        <w:t>Tên chủ sử dụng đất</w:t>
-      </w:r>
-      <w:r>
-        <w:rPr>
-          <w:rFonts w:ascii="Times New Roman" w:hAnsi="Times New Roman"/>
-          <w:sz w:val="28"/>
-        </w:rPr>
-        <w:t>: {{ndtbd}}</w:t>
+        <w:spacing w:after="0" w:line="288" w:lineRule="auto"/>
+        <w:rPr>
+          <w:rFonts w:ascii="Times New Roman" w:hAnsi="Times New Roman"/>
+          <w:sz w:val="28"/>
+        </w:rPr>
+      </w:pPr>
+      <w:r>
+        <w:rPr>
+          <w:rFonts w:ascii="Times New Roman" w:hAnsi="Times New Roman"/>
+          <w:sz w:val="28"/>
+        </w:rPr>
+        <w:t>Máy móc thiết bị</w:t>
+      </w:r>
+      <w:r>
+        <w:rPr>
+          <w:rFonts w:ascii="Times New Roman" w:hAnsi="Times New Roman"/>
+          <w:sz w:val="28"/>
+        </w:rPr>
+        <w:t>.</w:t>
       </w:r>
     </w:p>
     <w:p>
@@ -875,17 +971,18 @@
           <w:ilvl w:val="0"/>
           <w:numId w:val="2"/>
         </w:numPr>
-        <w:rPr>
-          <w:rFonts w:ascii="Times New Roman" w:hAnsi="Times New Roman"/>
-          <w:sz w:val="28"/>
-        </w:rPr>
-      </w:pPr>
-      <w:r>
-        <w:rPr>
-          <w:rFonts w:ascii="Times New Roman" w:hAnsi="Times New Roman"/>
-          <w:sz w:val="28"/>
-        </w:rPr>
-        <w:t>Vị trí thửa đất tại: {{dctd}}</w:t>
+        <w:spacing w:after="0" w:line="288" w:lineRule="auto"/>
+        <w:rPr>
+          <w:rFonts w:ascii="Times New Roman" w:hAnsi="Times New Roman"/>
+          <w:sz w:val="28"/>
+        </w:rPr>
+      </w:pPr>
+      <w:r>
+        <w:rPr>
+          <w:rFonts w:ascii="Times New Roman" w:hAnsi="Times New Roman"/>
+          <w:sz w:val="28"/>
+        </w:rPr>
+        <w:t>Ô tô, tàu thủy:</w:t>
       </w:r>
     </w:p>
     <w:p>
@@ -895,96 +992,23 @@
           <w:ilvl w:val="0"/>
           <w:numId w:val="2"/>
         </w:numPr>
-        <w:rPr>
-          <w:rFonts w:ascii="Times New Roman" w:hAnsi="Times New Roman"/>
-          <w:sz w:val="28"/>
-        </w:rPr>
-      </w:pPr>
-      <w:r>
-        <w:rPr>
-          <w:rFonts w:ascii="Times New Roman" w:hAnsi="Times New Roman"/>
-          <w:sz w:val="28"/>
-        </w:rPr>
-        <w:t>Thửa đất số: {{std}}              - Tờ bản đồ: {{sbd}}</w:t>
-      </w:r>
-    </w:p>
-    <w:p>
-      <w:pPr>
-        <w:pStyle w:val="ListParagraph"/>
-        <w:numPr>
-          <w:ilvl w:val="0"/>
-          <w:numId w:val="2"/>
-        </w:numPr>
-        <w:rPr>
-          <w:rFonts w:ascii="Times New Roman" w:hAnsi="Times New Roman"/>
-          <w:sz w:val="28"/>
-        </w:rPr>
-      </w:pPr>
-      <w:r>
-        <w:rPr>
-          <w:rFonts w:ascii="Times New Roman" w:hAnsi="Times New Roman"/>
-          <w:sz w:val="28"/>
-        </w:rPr>
-        <w:t>Diện tích đất thế chấp:  {{dt}} m</w:t>
-      </w:r>
-      <w:r>
-        <w:rPr>
-          <w:rFonts w:ascii="Times New Roman" w:hAnsi="Times New Roman"/>
-          <w:sz w:val="28"/>
-          <w:vertAlign w:val="superscript"/>
-        </w:rPr>
-        <w:t>2</w:t>
-      </w:r>
-      <w:r>
-        <w:rPr>
-          <w:rFonts w:ascii="Times New Roman" w:hAnsi="Times New Roman"/>
-          <w:sz w:val="28"/>
-        </w:rPr>
-        <w:t xml:space="preserve"> (Bằng chữ: {{dtc}})</w:t>
-      </w:r>
-    </w:p>
-    <w:p>
-      <w:pPr>
-        <w:pStyle w:val="ListParagraph"/>
-        <w:numPr>
-          <w:ilvl w:val="0"/>
-          <w:numId w:val="2"/>
-        </w:numPr>
-        <w:rPr>
-          <w:rFonts w:ascii="Times New Roman" w:hAnsi="Times New Roman"/>
-          <w:sz w:val="28"/>
-        </w:rPr>
-      </w:pPr>
-      <w:r>
-        <w:rPr>
-          <w:rFonts w:ascii="Times New Roman" w:hAnsi="Times New Roman"/>
-          <w:sz w:val="28"/>
-        </w:rPr>
-        <w:t>Đặc điểm thửa đất:</w:t>
-      </w:r>
-    </w:p>
-    <w:p>
-      <w:pPr>
-        <w:pStyle w:val="ListParagraph"/>
-        <w:numPr>
-          <w:ilvl w:val="0"/>
-          <w:numId w:val="2"/>
-        </w:numPr>
-        <w:rPr>
-          <w:rFonts w:ascii="Times New Roman" w:hAnsi="Times New Roman"/>
-          <w:sz w:val="28"/>
-        </w:rPr>
-      </w:pPr>
-      <w:r>
-        <w:rPr>
-          <w:rFonts w:ascii="Times New Roman" w:hAnsi="Times New Roman"/>
-          <w:sz w:val="28"/>
-        </w:rPr>
-        <w:t>Hình thức sử dụng: {{htsd}}</w:t>
-      </w:r>
-    </w:p>
-    <w:p>
-      <w:pPr>
+        <w:spacing w:after="0" w:line="288" w:lineRule="auto"/>
+        <w:rPr>
+          <w:rFonts w:ascii="Times New Roman" w:hAnsi="Times New Roman"/>
+          <w:sz w:val="28"/>
+        </w:rPr>
+      </w:pPr>
+      <w:r>
+        <w:rPr>
+          <w:rFonts w:ascii="Times New Roman" w:hAnsi="Times New Roman"/>
+          <w:sz w:val="28"/>
+        </w:rPr>
+        <w:t>Tài sản khác:</w:t>
+      </w:r>
+    </w:p>
+    <w:p>
+      <w:pPr>
+        <w:spacing w:after="0" w:line="288" w:lineRule="auto"/>
         <w:ind w:left="360"/>
         <w:rPr>
           <w:rFonts w:ascii="Times New Roman" w:hAnsi="Times New Roman"/>
@@ -996,200 +1020,13 @@
           <w:rFonts w:ascii="Times New Roman" w:hAnsi="Times New Roman"/>
           <w:sz w:val="28"/>
         </w:rPr>
-        <w:t>{{mdsd}}</w:t>
-      </w:r>
-    </w:p>
-    <w:p>
-      <w:pPr>
-        <w:pStyle w:val="ListParagraph"/>
-        <w:numPr>
-          <w:ilvl w:val="0"/>
-          <w:numId w:val="2"/>
-        </w:numPr>
-        <w:rPr>
-          <w:rFonts w:ascii="Times New Roman" w:hAnsi="Times New Roman"/>
-          <w:sz w:val="28"/>
-        </w:rPr>
-      </w:pPr>
-      <w:r>
-        <w:rPr>
-          <w:rFonts w:ascii="Times New Roman" w:hAnsi="Times New Roman"/>
-          <w:sz w:val="28"/>
-        </w:rPr>
-        <w:t>Thời hạn sử dụng đất: {{thsd}}</w:t>
-      </w:r>
-    </w:p>
-    <w:p>
-      <w:pPr>
-        <w:ind w:left="360"/>
-        <w:rPr>
-          <w:rFonts w:ascii="Times New Roman" w:hAnsi="Times New Roman"/>
-          <w:sz w:val="28"/>
-        </w:rPr>
-      </w:pPr>
-      <w:r>
-        <w:rPr>
-          <w:rFonts w:ascii="Times New Roman" w:hAnsi="Times New Roman"/>
-          <w:sz w:val="28"/>
-        </w:rPr>
-        <w:t>{{ngsd}}</w:t>
-      </w:r>
-    </w:p>
-    <w:p>
-      <w:pPr>
-        <w:ind w:left="360"/>
-        <w:rPr>
-          <w:rFonts w:ascii="Times New Roman" w:hAnsi="Times New Roman"/>
-          <w:sz w:val="28"/>
-        </w:rPr>
-      </w:pPr>
-      <w:r>
-        <w:rPr>
-          <w:rFonts w:ascii="Times New Roman" w:hAnsi="Times New Roman"/>
-          <w:sz w:val="28"/>
-        </w:rPr>
-        <w:t>{{gc}}</w:t>
-      </w:r>
-    </w:p>
-    <w:p>
-      <w:pPr>
-        <w:pStyle w:val="ListParagraph"/>
-        <w:numPr>
-          <w:ilvl w:val="0"/>
-          <w:numId w:val="2"/>
-        </w:numPr>
-        <w:rPr>
-          <w:rFonts w:ascii="Times New Roman" w:hAnsi="Times New Roman"/>
-          <w:sz w:val="28"/>
-        </w:rPr>
-      </w:pPr>
-      <w:r>
-        <w:rPr>
-          <w:rFonts w:ascii="Times New Roman" w:hAnsi="Times New Roman"/>
-          <w:sz w:val="28"/>
-        </w:rPr>
-        <w:t>Giá trị quyền sử dụng đất:    {{tsbds}}           đồng</w:t>
-      </w:r>
-    </w:p>
-    <w:p>
-      <w:pPr>
-        <w:ind w:left="360"/>
-        <w:rPr>
-          <w:rFonts w:ascii="Times New Roman" w:hAnsi="Times New Roman"/>
-          <w:sz w:val="28"/>
-        </w:rPr>
-      </w:pPr>
-      <w:r>
-        <w:rPr>
-          <w:rFonts w:ascii="Times New Roman" w:hAnsi="Times New Roman"/>
-          <w:sz w:val="28"/>
-        </w:rPr>
-        <w:t>Tổng giá trị tài sản đảm bảo:     {{tsbds}}           đồng</w:t>
-      </w:r>
-    </w:p>
-    <w:p>
-      <w:pPr>
-        <w:ind w:left="360"/>
-        <w:rPr>
-          <w:rFonts w:ascii="Times New Roman" w:hAnsi="Times New Roman"/>
-          <w:b/>
-          <w:sz w:val="28"/>
-        </w:rPr>
-      </w:pPr>
-      <w:r>
-        <w:rPr>
-          <w:rFonts w:ascii="Times New Roman" w:hAnsi="Times New Roman"/>
-          <w:b/>
-          <w:sz w:val="28"/>
-        </w:rPr>
-        <w:t>2/ Động sản:</w:t>
-      </w:r>
-    </w:p>
-    <w:p>
-      <w:pPr>
-        <w:pStyle w:val="ListParagraph"/>
-        <w:numPr>
-          <w:ilvl w:val="0"/>
-          <w:numId w:val="2"/>
-        </w:numPr>
-        <w:rPr>
-          <w:rFonts w:ascii="Times New Roman" w:hAnsi="Times New Roman"/>
-          <w:sz w:val="28"/>
-        </w:rPr>
-      </w:pPr>
-      <w:r>
-        <w:rPr>
-          <w:rFonts w:ascii="Times New Roman" w:hAnsi="Times New Roman"/>
-          <w:sz w:val="28"/>
-        </w:rPr>
-        <w:t>Máy móc thiết bị</w:t>
-      </w:r>
-      <w:r>
-        <w:rPr>
-          <w:rFonts w:ascii="Times New Roman" w:hAnsi="Times New Roman"/>
-          <w:sz w:val="28"/>
-        </w:rPr>
-        <w:t>.</w:t>
-      </w:r>
-    </w:p>
-    <w:p>
-      <w:pPr>
-        <w:pStyle w:val="ListParagraph"/>
-        <w:numPr>
-          <w:ilvl w:val="0"/>
-          <w:numId w:val="2"/>
-        </w:numPr>
-        <w:rPr>
-          <w:rFonts w:ascii="Times New Roman" w:hAnsi="Times New Roman"/>
-          <w:sz w:val="28"/>
-        </w:rPr>
-      </w:pPr>
-      <w:r>
-        <w:rPr>
-          <w:rFonts w:ascii="Times New Roman" w:hAnsi="Times New Roman"/>
-          <w:sz w:val="28"/>
-        </w:rPr>
-        <w:t>Ô tô, tàu thủy:</w:t>
-      </w:r>
-    </w:p>
-    <w:p>
-      <w:pPr>
-        <w:pStyle w:val="ListParagraph"/>
-        <w:numPr>
-          <w:ilvl w:val="0"/>
-          <w:numId w:val="2"/>
-        </w:numPr>
-        <w:rPr>
-          <w:rFonts w:ascii="Times New Roman" w:hAnsi="Times New Roman"/>
-          <w:sz w:val="28"/>
-        </w:rPr>
-      </w:pPr>
-      <w:r>
-        <w:rPr>
-          <w:rFonts w:ascii="Times New Roman" w:hAnsi="Times New Roman"/>
-          <w:sz w:val="28"/>
-        </w:rPr>
-        <w:t>Tài sản khác:</w:t>
-      </w:r>
-    </w:p>
-    <w:p>
-      <w:pPr>
-        <w:ind w:left="360"/>
-        <w:rPr>
-          <w:rFonts w:ascii="Times New Roman" w:hAnsi="Times New Roman"/>
-          <w:sz w:val="28"/>
-        </w:rPr>
-      </w:pPr>
-      <w:r>
-        <w:rPr>
-          <w:rFonts w:ascii="Times New Roman" w:hAnsi="Times New Roman"/>
-          <w:sz w:val="28"/>
-        </w:rPr>
+        <w:lastRenderedPageBreak/>
         <w:t>Tôi xin hoàn toàn chịu trách nhiệm trước Pháp luật về sự đúng đắn, trung thực trong việc cung cấp những thông tin trên ./.</w:t>
       </w:r>
     </w:p>
     <w:p>
       <w:pPr>
+        <w:spacing w:after="0" w:line="288" w:lineRule="auto"/>
         <w:ind w:left="360"/>
         <w:rPr>
           <w:rFonts w:ascii="Times New Roman" w:hAnsi="Times New Roman"/>
@@ -1265,6 +1102,7 @@
     </w:p>
     <w:p>
       <w:pPr>
+        <w:spacing w:after="0" w:line="288" w:lineRule="auto"/>
         <w:ind w:left="360"/>
         <w:rPr>
           <w:rFonts w:ascii="Times New Roman" w:hAnsi="Times New Roman"/>
@@ -1291,6 +1129,7 @@
     <w:p>
       <w:pPr>
         <w:pStyle w:val="ListParagraph"/>
+        <w:spacing w:after="0" w:line="288" w:lineRule="auto"/>
         <w:rPr>
           <w:rFonts w:ascii="Times New Roman" w:hAnsi="Times New Roman"/>
           <w:sz w:val="28"/>
@@ -1422,6 +1261,119 @@
     </w:lvl>
   </w:abstractNum>
   <w:abstractNum w:abstractNumId="1" w15:restartNumberingAfterBreak="0">
+    <w:nsid w:val="659D11AD"/>
+    <w:multiLevelType w:val="hybridMultilevel"/>
+    <w:tmpl w:val="7F489196"/>
+    <w:lvl w:ilvl="0" w:tplc="970A0426">
+      <w:numFmt w:val="bullet"/>
+      <w:lvlText w:val=""/>
+      <w:lvlJc w:val="left"/>
+      <w:pPr>
+        <w:ind w:left="720" w:hanging="360"/>
+      </w:pPr>
+      <w:rPr>
+        <w:rFonts w:ascii="Symbol" w:eastAsiaTheme="minorHAnsi" w:hAnsi="Symbol" w:cstheme="minorBidi" w:hint="default"/>
+        <w:b w:val="0"/>
+      </w:rPr>
+    </w:lvl>
+    <w:lvl w:ilvl="1" w:tplc="04090003" w:tentative="1">
+      <w:start w:val="1"/>
+      <w:numFmt w:val="bullet"/>
+      <w:lvlText w:val="o"/>
+      <w:lvlJc w:val="left"/>
+      <w:pPr>
+        <w:ind w:left="1440" w:hanging="360"/>
+      </w:pPr>
+      <w:rPr>
+        <w:rFonts w:ascii="Courier New" w:hAnsi="Courier New" w:cs="Courier New" w:hint="default"/>
+      </w:rPr>
+    </w:lvl>
+    <w:lvl w:ilvl="2" w:tplc="04090005" w:tentative="1">
+      <w:start w:val="1"/>
+      <w:numFmt w:val="bullet"/>
+      <w:lvlText w:val=""/>
+      <w:lvlJc w:val="left"/>
+      <w:pPr>
+        <w:ind w:left="2160" w:hanging="360"/>
+      </w:pPr>
+      <w:rPr>
+        <w:rFonts w:ascii="Wingdings" w:hAnsi="Wingdings" w:hint="default"/>
+      </w:rPr>
+    </w:lvl>
+    <w:lvl w:ilvl="3" w:tplc="04090001" w:tentative="1">
+      <w:start w:val="1"/>
+      <w:numFmt w:val="bullet"/>
+      <w:lvlText w:val=""/>
+      <w:lvlJc w:val="left"/>
+      <w:pPr>
+        <w:ind w:left="2880" w:hanging="360"/>
+      </w:pPr>
+      <w:rPr>
+        <w:rFonts w:ascii="Symbol" w:hAnsi="Symbol" w:hint="default"/>
+      </w:rPr>
+    </w:lvl>
+    <w:lvl w:ilvl="4" w:tplc="04090003" w:tentative="1">
+      <w:start w:val="1"/>
+      <w:numFmt w:val="bullet"/>
+      <w:lvlText w:val="o"/>
+      <w:lvlJc w:val="left"/>
+      <w:pPr>
+        <w:ind w:left="3600" w:hanging="360"/>
+      </w:pPr>
+      <w:rPr>
+        <w:rFonts w:ascii="Courier New" w:hAnsi="Courier New" w:cs="Courier New" w:hint="default"/>
+      </w:rPr>
+    </w:lvl>
+    <w:lvl w:ilvl="5" w:tplc="04090005" w:tentative="1">
+      <w:start w:val="1"/>
+      <w:numFmt w:val="bullet"/>
+      <w:lvlText w:val=""/>
+      <w:lvlJc w:val="left"/>
+      <w:pPr>
+        <w:ind w:left="4320" w:hanging="360"/>
+      </w:pPr>
+      <w:rPr>
+        <w:rFonts w:ascii="Wingdings" w:hAnsi="Wingdings" w:hint="default"/>
+      </w:rPr>
+    </w:lvl>
+    <w:lvl w:ilvl="6" w:tplc="04090001" w:tentative="1">
+      <w:start w:val="1"/>
+      <w:numFmt w:val="bullet"/>
+      <w:lvlText w:val=""/>
+      <w:lvlJc w:val="left"/>
+      <w:pPr>
+        <w:ind w:left="5040" w:hanging="360"/>
+      </w:pPr>
+      <w:rPr>
+        <w:rFonts w:ascii="Symbol" w:hAnsi="Symbol" w:hint="default"/>
+      </w:rPr>
+    </w:lvl>
+    <w:lvl w:ilvl="7" w:tplc="04090003" w:tentative="1">
+      <w:start w:val="1"/>
+      <w:numFmt w:val="bullet"/>
+      <w:lvlText w:val="o"/>
+      <w:lvlJc w:val="left"/>
+      <w:pPr>
+        <w:ind w:left="5760" w:hanging="360"/>
+      </w:pPr>
+      <w:rPr>
+        <w:rFonts w:ascii="Courier New" w:hAnsi="Courier New" w:cs="Courier New" w:hint="default"/>
+      </w:rPr>
+    </w:lvl>
+    <w:lvl w:ilvl="8" w:tplc="04090005" w:tentative="1">
+      <w:start w:val="1"/>
+      <w:numFmt w:val="bullet"/>
+      <w:lvlText w:val=""/>
+      <w:lvlJc w:val="left"/>
+      <w:pPr>
+        <w:ind w:left="6480" w:hanging="360"/>
+      </w:pPr>
+      <w:rPr>
+        <w:rFonts w:ascii="Wingdings" w:hAnsi="Wingdings" w:hint="default"/>
+      </w:rPr>
+    </w:lvl>
+  </w:abstractNum>
+  <w:abstractNum w:abstractNumId="2" w15:restartNumberingAfterBreak="0">
     <w:nsid w:val="6B7702F8"/>
     <w:multiLevelType w:val="hybridMultilevel"/>
     <w:tmpl w:val="3B00FC1C"/>
@@ -1534,10 +1486,13 @@
     </w:lvl>
   </w:abstractNum>
   <w:num w:numId="1">
-    <w:abstractNumId w:val="1"/>
+    <w:abstractNumId w:val="2"/>
   </w:num>
   <w:num w:numId="2">
     <w:abstractNumId w:val="0"/>
+  </w:num>
+  <w:num w:numId="3">
+    <w:abstractNumId w:val="1"/>
   </w:num>
 </w:numbering>
 </file>
